--- a/Реферат_Сквер_имени_Марии_Рубцовой.docx
+++ b/Реферат_Сквер_имени_Марии_Рубцовой.docx
@@ -63,7 +63,7 @@
           <w:i w:val="0"/>
           <w:sz w:val="26"/>
         </w:rPr>
-        <w:t>Ученик 3 класса: ______________________________</w:t>
+        <w:t>Ученица 3 класса Титова Ева</w:t>
       </w:r>
     </w:p>
     <w:p>
@@ -111,7 +111,7 @@
           <w:i w:val="0"/>
           <w:sz w:val="28"/>
         </w:rPr>
-        <w:t>В классе уже разобрали парк Толстого, реку Москву и канал имени Москвы. Я выбрал другое место — сквер имени Марии Рубцовой в Новых Химках. С дорожки он похож на зелёный двор. Если зайти дальше, видны настоящие танки и памятник медсестре. В сквере собраны две истории: про женщину, которая делала город зелёным, и про людей, которые его защищали.</w:t>
+        <w:t>В классе уже разобрали парк Толстого, реку Москву и канал имени Москвы. Я выбрала другое место — сквер имени Марии Рубцовой в Новых Химках. С дорожки он похож на зелёный двор. Если зайти дальше, видны настоящие танки и памятник медсестре. В сквере собраны две истории: про женщину, которая делала город зелёным, и про людей, которые его защищали.</w:t>
       </w:r>
     </w:p>
     <w:p>
@@ -248,7 +248,7 @@
           <w:i w:val="0"/>
           <w:sz w:val="28"/>
         </w:rPr>
-        <w:t>Мария Денисовна Рубцова родилась 14 апреля 1914 года и умерла в Химках 22 июня 1993 года. Её похоронили на Машкинском кладбище.</w:t>
+        <w:t>Мария Денисовна Рубцова родилась 14 апреля 1914 года и умерла в Химках 22 июня 1993 года.</w:t>
       </w:r>
     </w:p>
     <w:p>
@@ -468,7 +468,7 @@
       <w:r>
         <w:drawing>
           <wp:inline xmlns:a="http://schemas.openxmlformats.org/drawingml/2006/main" xmlns:pic="http://schemas.openxmlformats.org/drawingml/2006/picture">
-            <wp:extent cx="3456000" cy="3397318"/>
+            <wp:extent cx="3456000" cy="3397319"/>
             <wp:docPr id="2" name="Picture 2"/>
             <wp:cNvGraphicFramePr>
               <a:graphicFrameLocks noChangeAspect="1"/>
@@ -489,7 +489,7 @@
                   <pic:spPr>
                     <a:xfrm>
                       <a:off x="0" y="0"/>
-                      <a:ext cx="3456000" cy="3397318"/>
+                      <a:ext cx="3456000" cy="3397319"/>
                     </a:xfrm>
                     <a:prstGeom prst="rect"/>
                   </pic:spPr>
@@ -561,7 +561,7 @@
           <w:i w:val="0"/>
           <w:sz w:val="28"/>
         </w:rPr>
-        <w:t>Сквер имени Марии Рубцовой показывает Химки с неожиданной стороны. Здесь помнят Марию Рубцову, которая около двадцати пяти лет делала город зелёным, и Марию Семикову, которая встретила Победу в Берлине. Рядом стоят скамейки, фонтан и новая площадка для самокатов. На одной прогулке можно увидеть и парк, и музей под открытым небом. Поэтому я и выбрал этот сквер для реферата.</w:t>
+        <w:t>Сквер имени Марии Рубцовой показывает Химки с неожиданной стороны. Здесь помнят Марию Рубцову, которая около двадцати пяти лет делала город зелёным, и Марию Семикову, которая встретила Победу в Берлине. Рядом стоят скамейки, фонтан и новая площадка для самокатов. На одной прогулке можно увидеть и парк, и музей под открытым небом. Поэтому я и выбрала этот сквер для реферата.</w:t>
       </w:r>
     </w:p>
     <w:p>
